--- a/public/upload/service/chăm sóc da/Toning trẻ hoá da/Toning trẻ hoá da.docx
+++ b/public/upload/service/chăm sóc da/Toning trẻ hoá da/Toning trẻ hoá da.docx
@@ -12,6 +12,7 @@
         <w:jc w:val="center"/>
         <w:rPr>
           <w:b w:val="1"/>
+          <w:bCs w:val="1"/>
           <w:color w:val="343a40"/>
           <w:sz w:val="33"/>
           <w:szCs w:val="33"/>
@@ -22,6 +23,7 @@
       <w:r>
         <w:rPr>
           <w:b w:val="1"/>
+          <w:bCs w:val="1"/>
           <w:color w:val="343a40"/>
           <w:sz w:val="33"/>
           <w:szCs w:val="33"/>
@@ -59,6 +61,7 @@
         <w:spacing w:after="300" w:before="300" w:line="335.99999999999994" w:lineRule="auto"/>
         <w:rPr>
           <w:b w:val="1"/>
+          <w:bCs w:val="1"/>
           <w:color w:val="343a40"/>
           <w:sz w:val="27"/>
           <w:szCs w:val="27"/>
@@ -69,6 +72,7 @@
       <w:r>
         <w:rPr>
           <w:b w:val="1"/>
+          <w:bCs w:val="1"/>
           <w:color w:val="343a40"/>
           <w:sz w:val="27"/>
           <w:szCs w:val="27"/>
@@ -126,6 +130,7 @@
         <w:spacing w:after="300" w:before="220" w:line="335.99999999999994" w:lineRule="auto"/>
         <w:rPr>
           <w:b w:val="1"/>
+          <w:bCs w:val="1"/>
           <w:color w:val="343a40"/>
           <w:sz w:val="24"/>
           <w:szCs w:val="24"/>
@@ -136,6 +141,7 @@
       <w:r>
         <w:rPr>
           <w:b w:val="1"/>
+          <w:bCs w:val="1"/>
           <w:color w:val="343a40"/>
           <w:sz w:val="24"/>
           <w:szCs w:val="24"/>
@@ -193,6 +199,7 @@
         <w:spacing w:after="300" w:before="220" w:line="335.99999999999994" w:lineRule="auto"/>
         <w:rPr>
           <w:b w:val="1"/>
+          <w:bCs w:val="1"/>
           <w:color w:val="343a40"/>
           <w:sz w:val="24"/>
           <w:szCs w:val="24"/>
@@ -203,6 +210,48 @@
       <w:r>
         <w:rPr>
           <w:b w:val="1"/>
+          <w:bCs w:val="1"/>
+          <w:color w:val="343a40"/>
+          <w:sz w:val="24"/>
+          <w:szCs w:val="24"/>
+        </w:rPr>
+        <w:drawing>
+          <wp:inline distB="114300" distT="114300" distL="114300" distR="114300">
+            <wp:extent cx="5731200" cy="3822700"/>
+            <wp:effectExtent b="0" l="0" r="0" t="0"/>
+            <wp:docPr id="2" name="image1.jpg"/>
+            <a:graphic>
+              <a:graphicData uri="http://schemas.openxmlformats.org/drawingml/2006/picture">
+                <pic:pic>
+                  <pic:nvPicPr>
+                    <pic:cNvPr id="0" name="image1.jpg"/>
+                    <pic:cNvPicPr preferRelativeResize="0"/>
+                  </pic:nvPicPr>
+                  <pic:blipFill>
+                    <a:blip r:embed="rId6"/>
+                    <a:srcRect b="0" l="0" r="0" t="0"/>
+                    <a:stretch>
+                      <a:fillRect/>
+                    </a:stretch>
+                  </pic:blipFill>
+                  <pic:spPr>
+                    <a:xfrm>
+                      <a:off x="0" y="0"/>
+                      <a:ext cx="5731200" cy="3822700"/>
+                    </a:xfrm>
+                    <a:prstGeom prst="rect"/>
+                    <a:ln/>
+                  </pic:spPr>
+                </pic:pic>
+              </a:graphicData>
+            </a:graphic>
+          </wp:inline>
+        </w:drawing>
+      </w:r>
+      <w:r>
+        <w:rPr>
+          <w:b w:val="1"/>
+          <w:bCs w:val="1"/>
           <w:color w:val="343a40"/>
           <w:sz w:val="24"/>
           <w:szCs w:val="24"/>
@@ -260,6 +309,7 @@
         <w:spacing w:after="300" w:before="300" w:line="335.99999999999994" w:lineRule="auto"/>
         <w:rPr>
           <w:b w:val="1"/>
+          <w:bCs w:val="1"/>
           <w:color w:val="343a40"/>
           <w:sz w:val="27"/>
           <w:szCs w:val="27"/>
@@ -270,6 +320,7 @@
       <w:r>
         <w:rPr>
           <w:b w:val="1"/>
+          <w:bCs w:val="1"/>
           <w:color w:val="343a40"/>
           <w:sz w:val="27"/>
           <w:szCs w:val="27"/>
@@ -307,6 +358,7 @@
         <w:spacing w:after="300" w:before="220" w:line="335.99999999999994" w:lineRule="auto"/>
         <w:rPr>
           <w:b w:val="1"/>
+          <w:bCs w:val="1"/>
           <w:color w:val="343a40"/>
           <w:sz w:val="24"/>
           <w:szCs w:val="24"/>
@@ -317,6 +369,7 @@
       <w:r>
         <w:rPr>
           <w:b w:val="1"/>
+          <w:bCs w:val="1"/>
           <w:color w:val="343a40"/>
           <w:sz w:val="24"/>
           <w:szCs w:val="24"/>
@@ -350,9 +403,11 @@
         <w:shd w:fill="ffffff" w:val="clear"/>
         <w:spacing w:after="240" w:line="384.00000000000006" w:lineRule="auto"/>
         <w:rPr>
-          <w:color w:val="495057"/>
-          <w:sz w:val="23"/>
-          <w:szCs w:val="23"/>
+          <w:b w:val="1"/>
+          <w:bCs w:val="1"/>
+          <w:color w:val="343a40"/>
+          <w:sz w:val="24"/>
+          <w:szCs w:val="24"/>
         </w:rPr>
       </w:pPr>
       <w:r>
@@ -363,6 +418,57 @@
           <w:rtl w:val="0"/>
         </w:rPr>
         <w:t xml:space="preserve">Trong khi đó, công nghệ laser có khả năng tập trung vào những vùng da cần điều trị đặc biệt, loại bỏ các tổn thương cũ, thúc đẩy vi tuần hoàn và làm trẻ hóa da từ bên trong. Các thiết bị này đều đảm bảo tiêu chuẩn an toàn, hạn chế tối đa khả năng gây tổn thương cho làn da. Từ đó, khách hàng của Lahi Beauty Center có thể yên tâm khi lựa chọn dịch vụ toning trẻ hóa da để lấy lại làn da săn chắc, sáng khỏe.</w:t>
+      </w:r>
+      <w:r>
+        <w:rPr>
+          <w:b w:val="1"/>
+          <w:bCs w:val="1"/>
+          <w:color w:val="343a40"/>
+          <w:sz w:val="24"/>
+          <w:szCs w:val="24"/>
+          <w:rtl w:val="0"/>
+        </w:rPr>
+        <w:t xml:space="preserve">Các phương pháp kết hợp nâng cao hiệu quả</w:t>
+      </w:r>
+    </w:p>
+    <w:p>
+      <w:pPr>
+        <w:shd w:fill="ffffff" w:val="clear"/>
+        <w:spacing w:after="240" w:line="384.00000000000006" w:lineRule="auto"/>
+        <w:rPr>
+          <w:color w:val="495057"/>
+          <w:sz w:val="23"/>
+          <w:szCs w:val="23"/>
+        </w:rPr>
+      </w:pPr>
+      <w:r>
+        <w:rPr>
+          <w:color w:val="495057"/>
+          <w:sz w:val="23"/>
+          <w:szCs w:val="23"/>
+          <w:rtl w:val="0"/>
+        </w:rPr>
+        <w:t xml:space="preserve">Ngoài việc áp dụng công nghệ tiên tiến, Lahi Beauty Center còn xây dựng các phương pháp kết hợp như điều trị bằng DNA nano, trị liệu bằng sóng siêu âm, và dưỡng da bằng các tinh chất đặc biệt. Những phương pháp này không chỉ hỗ trợ tích cực cho quá trình trẻ hóa mà còn giúp tăng cường độ ẩm, làm sáng da rõ rệt sau mỗi liệu trình.</w:t>
+      </w:r>
+    </w:p>
+    <w:p>
+      <w:pPr>
+        <w:shd w:fill="ffffff" w:val="clear"/>
+        <w:spacing w:after="240" w:line="384.00000000000006" w:lineRule="auto"/>
+        <w:rPr>
+          <w:color w:val="495057"/>
+          <w:sz w:val="23"/>
+          <w:szCs w:val="23"/>
+        </w:rPr>
+      </w:pPr>
+      <w:r>
+        <w:rPr>
+          <w:color w:val="495057"/>
+          <w:sz w:val="23"/>
+          <w:szCs w:val="23"/>
+          <w:rtl w:val="0"/>
+        </w:rPr>
+        <w:t xml:space="preserve">Việc kết hợp nhiều công nghệ và phương pháp trị liệu sáng tạo giúp tối đa hóa hiệu quả, thời gian phục hồi nhanh hơn, đồng thời giảm thiểu tối đa tác dụng phụ. Đây là các yếu tố then chốt giúp dịch vụ toning trẻ hóa da tại Lahi Beauty Center có thể đáp ứng mọi nhu cầu và mong muốn của khách hàng, kể cả những trường hợp da nhạy cảm hoặc có vấn đề đặc biệt.</w:t>
       </w:r>
     </w:p>
     <w:p>
@@ -374,62 +480,154 @@
         <w:spacing w:after="300" w:before="220" w:line="335.99999999999994" w:lineRule="auto"/>
         <w:rPr>
           <w:b w:val="1"/>
-          <w:color w:val="343a40"/>
-          <w:sz w:val="24"/>
-          <w:szCs w:val="24"/>
-        </w:rPr>
-      </w:pPr>
-      <w:bookmarkStart w:colFirst="0" w:colLast="0" w:name="_a3ifpfqod45q" w:id="6"/>
+          <w:bCs w:val="1"/>
+          <w:color w:val="343a40"/>
+          <w:sz w:val="24"/>
+          <w:szCs w:val="24"/>
+        </w:rPr>
+      </w:pPr>
+      <w:bookmarkStart w:colFirst="0" w:colLast="0" w:name="_f45ocyud562g" w:id="6"/>
       <w:bookmarkEnd w:id="6"/>
       <w:r>
         <w:rPr>
           <w:b w:val="1"/>
-          <w:color w:val="343a40"/>
-          <w:sz w:val="24"/>
-          <w:szCs w:val="24"/>
-          <w:rtl w:val="0"/>
-        </w:rPr>
-        <w:t xml:space="preserve">Các phương pháp kết hợp nâng cao hiệu quả</w:t>
-      </w:r>
-    </w:p>
-    <w:p>
-      <w:pPr>
-        <w:shd w:fill="ffffff" w:val="clear"/>
-        <w:spacing w:after="240" w:line="384.00000000000006" w:lineRule="auto"/>
-        <w:rPr>
-          <w:color w:val="495057"/>
-          <w:sz w:val="23"/>
-          <w:szCs w:val="23"/>
-        </w:rPr>
-      </w:pPr>
-      <w:r>
-        <w:rPr>
-          <w:color w:val="495057"/>
-          <w:sz w:val="23"/>
-          <w:szCs w:val="23"/>
-          <w:rtl w:val="0"/>
-        </w:rPr>
-        <w:t xml:space="preserve">Ngoài việc áp dụng công nghệ tiên tiến, Lahi Beauty Center còn xây dựng các phương pháp kết hợp như điều trị bằng DNA nano, trị liệu bằng sóng siêu âm, và dưỡng da bằng các tinh chất đặc biệt. Những phương pháp này không chỉ hỗ trợ tích cực cho quá trình trẻ hóa mà còn giúp tăng cường độ ẩm, làm sáng da rõ rệt sau mỗi liệu trình.</w:t>
-      </w:r>
-    </w:p>
-    <w:p>
-      <w:pPr>
-        <w:shd w:fill="ffffff" w:val="clear"/>
-        <w:spacing w:after="240" w:line="384.00000000000006" w:lineRule="auto"/>
-        <w:rPr>
-          <w:color w:val="495057"/>
-          <w:sz w:val="23"/>
-          <w:szCs w:val="23"/>
-        </w:rPr>
-      </w:pPr>
-      <w:r>
-        <w:rPr>
-          <w:color w:val="495057"/>
-          <w:sz w:val="23"/>
-          <w:szCs w:val="23"/>
-          <w:rtl w:val="0"/>
-        </w:rPr>
-        <w:t xml:space="preserve">Việc kết hợp nhiều công nghệ và phương pháp trị liệu sáng tạo giúp tối đa hóa hiệu quả, thời gian phục hồi nhanh hơn, đồng thời giảm thiểu tối đa tác dụng phụ. Đây là các yếu tố then chốt giúp dịch vụ toning trẻ hóa da tại Lahi Beauty Center có thể đáp ứng mọi nhu cầu và mong muốn của khách hàng, kể cả những trường hợp da nhạy cảm hoặc có vấn đề đặc biệt.</w:t>
+          <w:bCs w:val="1"/>
+          <w:color w:val="343a40"/>
+          <w:sz w:val="24"/>
+          <w:szCs w:val="24"/>
+          <w:rtl w:val="0"/>
+        </w:rPr>
+        <w:t xml:space="preserve">Quá trình thực hiện an toàn và chuyên nghiệp</w:t>
+      </w:r>
+    </w:p>
+    <w:p>
+      <w:pPr>
+        <w:shd w:fill="ffffff" w:val="clear"/>
+        <w:spacing w:after="240" w:line="384.00000000000006" w:lineRule="auto"/>
+        <w:rPr>
+          <w:color w:val="495057"/>
+          <w:sz w:val="23"/>
+          <w:szCs w:val="23"/>
+        </w:rPr>
+      </w:pPr>
+      <w:r>
+        <w:rPr>
+          <w:color w:val="495057"/>
+          <w:sz w:val="23"/>
+          <w:szCs w:val="23"/>
+          <w:rtl w:val="0"/>
+        </w:rPr>
+        <w:t xml:space="preserve">Lahi Beauty Center đặt yếu tố an toàn và chuyên nghiệp lên hàng đầu trong mọi quy trình thực hiện. Các kỹ thuật viên giàu kinh nghiệm sẽ thăm khám, tư vấn từng tình trạng da cụ thể, từ đó xây dựng phác đồ phù hợp nhất. Quá trình thực hiện đều tuân thủ các tiêu chuẩn y tế và công nghệ tiên tiến nhất, đảm bảo mang lại kết quả tối ưu.</w:t>
+      </w:r>
+    </w:p>
+    <w:p>
+      <w:pPr>
+        <w:shd w:fill="ffffff" w:val="clear"/>
+        <w:spacing w:after="240" w:line="384.00000000000006" w:lineRule="auto"/>
+        <w:rPr>
+          <w:color w:val="495057"/>
+          <w:sz w:val="23"/>
+          <w:szCs w:val="23"/>
+        </w:rPr>
+      </w:pPr>
+      <w:r>
+        <w:rPr>
+          <w:color w:val="495057"/>
+          <w:sz w:val="23"/>
+          <w:szCs w:val="23"/>
+          <w:rtl w:val="0"/>
+        </w:rPr>
+        <w:t xml:space="preserve">Bạn hoàn toàn yên tâm vì mọi bước đều được tiến hành cẩn thận, kiểm soát chặt chẽ để đảm bảo không gây tổn thương hoặc dị ứng cho làn da. Chính sự kết hợp giữa công nghệ hiện đại và năng lực của đội ngũ nhân viên đã giúp dịch vụ toning trẻ hóa da tại Lahi Beauty Center luôn đạt tiêu chuẩn quốc tế về chất lượng dịch vụ.</w:t>
+      </w:r>
+    </w:p>
+    <w:p>
+      <w:pPr>
+        <w:pStyle w:val="Heading2"/>
+        <w:keepNext w:val="0"/>
+        <w:keepLines w:val="0"/>
+        <w:shd w:fill="ffffff" w:val="clear"/>
+        <w:spacing w:after="300" w:before="300" w:line="335.99999999999994" w:lineRule="auto"/>
+        <w:rPr>
+          <w:b w:val="1"/>
+          <w:bCs w:val="1"/>
+          <w:color w:val="343a40"/>
+          <w:sz w:val="27"/>
+          <w:szCs w:val="27"/>
+        </w:rPr>
+      </w:pPr>
+      <w:bookmarkStart w:colFirst="0" w:colLast="0" w:name="_nk0y21dxra1j" w:id="7"/>
+      <w:bookmarkEnd w:id="7"/>
+      <w:r>
+        <w:rPr>
+          <w:b w:val="1"/>
+          <w:bCs w:val="1"/>
+          <w:color w:val="343a40"/>
+          <w:sz w:val="27"/>
+          <w:szCs w:val="27"/>
+        </w:rPr>
+        <w:drawing>
+          <wp:inline distB="114300" distT="114300" distL="114300" distR="114300">
+            <wp:extent cx="5731200" cy="8597900"/>
+            <wp:effectExtent b="0" l="0" r="0" t="0"/>
+            <wp:docPr id="1" name="image2.jpg"/>
+            <a:graphic>
+              <a:graphicData uri="http://schemas.openxmlformats.org/drawingml/2006/picture">
+                <pic:pic>
+                  <pic:nvPicPr>
+                    <pic:cNvPr id="0" name="image2.jpg"/>
+                    <pic:cNvPicPr preferRelativeResize="0"/>
+                  </pic:nvPicPr>
+                  <pic:blipFill>
+                    <a:blip r:embed="rId7"/>
+                    <a:srcRect b="0" l="0" r="0" t="0"/>
+                    <a:stretch>
+                      <a:fillRect/>
+                    </a:stretch>
+                  </pic:blipFill>
+                  <pic:spPr>
+                    <a:xfrm>
+                      <a:off x="0" y="0"/>
+                      <a:ext cx="5731200" cy="8597900"/>
+                    </a:xfrm>
+                    <a:prstGeom prst="rect"/>
+                    <a:ln/>
+                  </pic:spPr>
+                </pic:pic>
+              </a:graphicData>
+            </a:graphic>
+          </wp:inline>
+        </w:drawing>
+      </w:r>
+      <w:r>
+        <w:rPr>
+          <w:b w:val="1"/>
+          <w:bCs w:val="1"/>
+          <w:color w:val="343a40"/>
+          <w:sz w:val="27"/>
+          <w:szCs w:val="27"/>
+          <w:rtl w:val="0"/>
+        </w:rPr>
+        <w:t xml:space="preserve">Chăm sóc sau trẻ hóa – Bước quan trọng để duy trì hiệu quả</w:t>
+      </w:r>
+    </w:p>
+    <w:p>
+      <w:pPr>
+        <w:shd w:fill="ffffff" w:val="clear"/>
+        <w:spacing w:after="240" w:line="384.00000000000006" w:lineRule="auto"/>
+        <w:rPr>
+          <w:color w:val="495057"/>
+          <w:sz w:val="23"/>
+          <w:szCs w:val="23"/>
+        </w:rPr>
+      </w:pPr>
+      <w:r>
+        <w:rPr>
+          <w:color w:val="495057"/>
+          <w:sz w:val="23"/>
+          <w:szCs w:val="23"/>
+          <w:rtl w:val="0"/>
+        </w:rPr>
+        <w:t xml:space="preserve">Trẻ hóa da không chỉ là quá trình thực hiện các bước điều trị mà còn là hành trình dài trong việc giữ gìn và phát huy kết quả đạt được. Chính vì vậy, chế độ chăm sóc sau điều trị có ý nghĩa quyết định đến độ bền và hiệu quả lâu dài của làn da.</w:t>
       </w:r>
     </w:p>
     <w:p>
@@ -441,62 +639,202 @@
         <w:spacing w:after="300" w:before="220" w:line="335.99999999999994" w:lineRule="auto"/>
         <w:rPr>
           <w:b w:val="1"/>
-          <w:color w:val="343a40"/>
-          <w:sz w:val="24"/>
-          <w:szCs w:val="24"/>
-        </w:rPr>
-      </w:pPr>
-      <w:bookmarkStart w:colFirst="0" w:colLast="0" w:name="_f45ocyud562g" w:id="7"/>
-      <w:bookmarkEnd w:id="7"/>
-      <w:r>
-        <w:rPr>
-          <w:b w:val="1"/>
-          <w:color w:val="343a40"/>
-          <w:sz w:val="24"/>
-          <w:szCs w:val="24"/>
-          <w:rtl w:val="0"/>
-        </w:rPr>
-        <w:t xml:space="preserve">Quá trình thực hiện an toàn và chuyên nghiệp</w:t>
-      </w:r>
-    </w:p>
-    <w:p>
-      <w:pPr>
-        <w:shd w:fill="ffffff" w:val="clear"/>
-        <w:spacing w:after="240" w:line="384.00000000000006" w:lineRule="auto"/>
-        <w:rPr>
-          <w:color w:val="495057"/>
-          <w:sz w:val="23"/>
-          <w:szCs w:val="23"/>
-        </w:rPr>
-      </w:pPr>
-      <w:r>
-        <w:rPr>
-          <w:color w:val="495057"/>
-          <w:sz w:val="23"/>
-          <w:szCs w:val="23"/>
-          <w:rtl w:val="0"/>
-        </w:rPr>
-        <w:t xml:space="preserve">Lahi Beauty Center đặt yếu tố an toàn và chuyên nghiệp lên hàng đầu trong mọi quy trình thực hiện. Các kỹ thuật viên giàu kinh nghiệm sẽ thăm khám, tư vấn từng tình trạng da cụ thể, từ đó xây dựng phác đồ phù hợp nhất. Quá trình thực hiện đều tuân thủ các tiêu chuẩn y tế và công nghệ tiên tiến nhất, đảm bảo mang lại kết quả tối ưu.</w:t>
-      </w:r>
-    </w:p>
-    <w:p>
-      <w:pPr>
-        <w:shd w:fill="ffffff" w:val="clear"/>
-        <w:spacing w:after="240" w:line="384.00000000000006" w:lineRule="auto"/>
-        <w:rPr>
-          <w:color w:val="495057"/>
-          <w:sz w:val="23"/>
-          <w:szCs w:val="23"/>
-        </w:rPr>
-      </w:pPr>
-      <w:r>
-        <w:rPr>
-          <w:color w:val="495057"/>
-          <w:sz w:val="23"/>
-          <w:szCs w:val="23"/>
-          <w:rtl w:val="0"/>
-        </w:rPr>
-        <w:t xml:space="preserve">Bạn hoàn toàn yên tâm vì mọi bước đều được tiến hành cẩn thận, kiểm soát chặt chẽ để đảm bảo không gây tổn thương hoặc dị ứng cho làn da. Chính sự kết hợp giữa công nghệ hiện đại và năng lực của đội ngũ nhân viên đã giúp dịch vụ toning trẻ hóa da tại Lahi Beauty Center luôn đạt tiêu chuẩn quốc tế về chất lượng dịch vụ.</w:t>
+          <w:bCs w:val="1"/>
+          <w:color w:val="343a40"/>
+          <w:sz w:val="24"/>
+          <w:szCs w:val="24"/>
+        </w:rPr>
+      </w:pPr>
+      <w:bookmarkStart w:colFirst="0" w:colLast="0" w:name="_itiywsd4m2pp" w:id="8"/>
+      <w:bookmarkEnd w:id="8"/>
+      <w:r>
+        <w:rPr>
+          <w:b w:val="1"/>
+          <w:bCs w:val="1"/>
+          <w:color w:val="343a40"/>
+          <w:sz w:val="24"/>
+          <w:szCs w:val="24"/>
+          <w:rtl w:val="0"/>
+        </w:rPr>
+        <w:t xml:space="preserve">Chế độ chăm sóc da tại nhà đúng cách</w:t>
+      </w:r>
+    </w:p>
+    <w:p>
+      <w:pPr>
+        <w:shd w:fill="ffffff" w:val="clear"/>
+        <w:spacing w:after="240" w:line="384.00000000000006" w:lineRule="auto"/>
+        <w:rPr>
+          <w:color w:val="495057"/>
+          <w:sz w:val="23"/>
+          <w:szCs w:val="23"/>
+        </w:rPr>
+      </w:pPr>
+      <w:r>
+        <w:rPr>
+          <w:color w:val="495057"/>
+          <w:sz w:val="23"/>
+          <w:szCs w:val="23"/>
+          <w:rtl w:val="0"/>
+        </w:rPr>
+        <w:t xml:space="preserve">Sau mỗi liệu trình, việc duy trì thói quen chăm sóc da hợp lý sẽ giúp giữ lấy vẻ đẹp lâu dài. Khách hàng nên sử dụng kem chống nắng phù hợp, tránh tiếp xúc trực tiếp với ánh nắng mặt trời, đặc biệt trong vòng ít nhất vài tuần đầu sau điều trị.</w:t>
+      </w:r>
+    </w:p>
+    <w:p>
+      <w:pPr>
+        <w:shd w:fill="ffffff" w:val="clear"/>
+        <w:spacing w:after="240" w:line="384.00000000000006" w:lineRule="auto"/>
+        <w:rPr>
+          <w:color w:val="495057"/>
+          <w:sz w:val="23"/>
+          <w:szCs w:val="23"/>
+        </w:rPr>
+      </w:pPr>
+      <w:r>
+        <w:rPr>
+          <w:color w:val="495057"/>
+          <w:sz w:val="23"/>
+          <w:szCs w:val="23"/>
+          <w:rtl w:val="0"/>
+        </w:rPr>
+        <w:t xml:space="preserve">Ngoài ra, việc sử dụng các sản phẩm dưỡng da có thành phần an toàn, có khả năng tái tạo collagen hoặc cung cấp độ ẩm sẽ giúp da luôn trong trạng thái tốt nhất, hỗ trợ tái sinh sau quá trình trẻ hóa. Thói quen này cũng giúp giảm thiểu tối đa các tác nhân gây tổn thương, kéo dài tuổi thanh xuân của làn da.</w:t>
+      </w:r>
+    </w:p>
+    <w:p>
+      <w:pPr>
+        <w:pStyle w:val="Heading3"/>
+        <w:keepNext w:val="0"/>
+        <w:keepLines w:val="0"/>
+        <w:shd w:fill="ffffff" w:val="clear"/>
+        <w:spacing w:after="300" w:before="220" w:line="335.99999999999994" w:lineRule="auto"/>
+        <w:rPr>
+          <w:b w:val="1"/>
+          <w:bCs w:val="1"/>
+          <w:color w:val="343a40"/>
+          <w:sz w:val="24"/>
+          <w:szCs w:val="24"/>
+        </w:rPr>
+      </w:pPr>
+      <w:bookmarkStart w:colFirst="0" w:colLast="0" w:name="_d0onoytimo9k" w:id="9"/>
+      <w:bookmarkEnd w:id="9"/>
+      <w:r>
+        <w:rPr>
+          <w:b w:val="1"/>
+          <w:bCs w:val="1"/>
+          <w:color w:val="343a40"/>
+          <w:sz w:val="24"/>
+          <w:szCs w:val="24"/>
+          <w:rtl w:val="0"/>
+        </w:rPr>
+        <w:t xml:space="preserve">Chế độ dinh dưỡng và lối sống hỗ trợ</w:t>
+      </w:r>
+    </w:p>
+    <w:p>
+      <w:pPr>
+        <w:shd w:fill="ffffff" w:val="clear"/>
+        <w:spacing w:after="240" w:line="384.00000000000006" w:lineRule="auto"/>
+        <w:rPr>
+          <w:color w:val="495057"/>
+          <w:sz w:val="23"/>
+          <w:szCs w:val="23"/>
+        </w:rPr>
+      </w:pPr>
+      <w:r>
+        <w:rPr>
+          <w:color w:val="495057"/>
+          <w:sz w:val="23"/>
+          <w:szCs w:val="23"/>
+          <w:rtl w:val="0"/>
+        </w:rPr>
+        <w:t xml:space="preserve">Chăm sóc da không chỉ dừng lại ở việc sử dụng mỹ phẩm, mà còn cần có chế độ dinh dưỡng hợp lý và lối sống lành mạnh. Bổ sung nhiều rau xanh, hoa quả chứa nhiều vitamin C, E và khoáng chất sẽ hỗ trợ quá trình tái tạo collagen tự nhiên của da.</w:t>
+      </w:r>
+    </w:p>
+    <w:p>
+      <w:pPr>
+        <w:shd w:fill="ffffff" w:val="clear"/>
+        <w:spacing w:after="240" w:line="384.00000000000006" w:lineRule="auto"/>
+        <w:rPr>
+          <w:color w:val="495057"/>
+          <w:sz w:val="23"/>
+          <w:szCs w:val="23"/>
+        </w:rPr>
+      </w:pPr>
+      <w:r>
+        <w:rPr>
+          <w:color w:val="495057"/>
+          <w:sz w:val="23"/>
+          <w:szCs w:val="23"/>
+          <w:rtl w:val="0"/>
+        </w:rPr>
+        <w:t xml:space="preserve">Thói quen sinh hoạt điều độ, hạn chế rượu, thuốc lá, căng thẳng kéo dài cũng góp phần giảm thiểu tối đa các yếu tố gây hại cho da. Suối nguồn sức khỏe dồi dào từ bên trong sẽ giúp làn da nhanh chóng phục hồi, trở nên sáng khỏe hơn bao giờ hết.</w:t>
+      </w:r>
+    </w:p>
+    <w:p>
+      <w:pPr>
+        <w:pStyle w:val="Heading3"/>
+        <w:keepNext w:val="0"/>
+        <w:keepLines w:val="0"/>
+        <w:shd w:fill="ffffff" w:val="clear"/>
+        <w:spacing w:after="300" w:before="220" w:line="335.99999999999994" w:lineRule="auto"/>
+        <w:rPr>
+          <w:b w:val="1"/>
+          <w:bCs w:val="1"/>
+          <w:color w:val="343a40"/>
+          <w:sz w:val="24"/>
+          <w:szCs w:val="24"/>
+        </w:rPr>
+      </w:pPr>
+      <w:bookmarkStart w:colFirst="0" w:colLast="0" w:name="_r2zyv0d5gb7u" w:id="10"/>
+      <w:bookmarkEnd w:id="10"/>
+      <w:r>
+        <w:rPr>
+          <w:b w:val="1"/>
+          <w:bCs w:val="1"/>
+          <w:color w:val="343a40"/>
+          <w:sz w:val="24"/>
+          <w:szCs w:val="24"/>
+          <w:rtl w:val="0"/>
+        </w:rPr>
+        <w:t xml:space="preserve">Không ngừng cập nhật công nghệ và xu hướng mới</w:t>
+      </w:r>
+    </w:p>
+    <w:p>
+      <w:pPr>
+        <w:shd w:fill="ffffff" w:val="clear"/>
+        <w:spacing w:after="240" w:line="384.00000000000006" w:lineRule="auto"/>
+        <w:rPr>
+          <w:color w:val="495057"/>
+          <w:sz w:val="23"/>
+          <w:szCs w:val="23"/>
+        </w:rPr>
+      </w:pPr>
+      <w:r>
+        <w:rPr>
+          <w:color w:val="495057"/>
+          <w:sz w:val="23"/>
+          <w:szCs w:val="23"/>
+          <w:rtl w:val="0"/>
+        </w:rPr>
+        <w:t xml:space="preserve">Thị trường làm đẹp luôn biến đổi không ngừng với nhiều công nghệ mới, phương pháp tiên tiến. Vì vậy, việc cập nhật và lựa chọn dịch vụ phù hợp, hiện đại, nhất là qua các trung tâm như Lahi Beauty Center, sẽ giúp bạn luôn duy trì vẻ đẹp rạng rỡ, trẻ trung.</w:t>
+      </w:r>
+    </w:p>
+    <w:p>
+      <w:pPr>
+        <w:shd w:fill="ffffff" w:val="clear"/>
+        <w:spacing w:after="240" w:line="384.00000000000006" w:lineRule="auto"/>
+        <w:rPr>
+          <w:color w:val="495057"/>
+          <w:sz w:val="23"/>
+          <w:szCs w:val="23"/>
+        </w:rPr>
+      </w:pPr>
+      <w:r>
+        <w:rPr>
+          <w:color w:val="495057"/>
+          <w:sz w:val="23"/>
+          <w:szCs w:val="23"/>
+          <w:rtl w:val="0"/>
+        </w:rPr>
+        <w:t xml:space="preserve">Chọn một nơi uy tín, đội ngũ chuyên nghiệp, công nghệ tiên tiến chính là chìa khóa để giữ cho làn da luôn trong trạng thái tối ưu nhất. Quyết định này góp phần xây dựng một vẻ đẹp bền lâu, tự nhiên và đầy sức sống.</w:t>
       </w:r>
     </w:p>
     <w:p>
@@ -508,264 +846,18 @@
         <w:spacing w:after="300" w:before="300" w:line="335.99999999999994" w:lineRule="auto"/>
         <w:rPr>
           <w:b w:val="1"/>
+          <w:bCs w:val="1"/>
           <w:color w:val="343a40"/>
           <w:sz w:val="27"/>
           <w:szCs w:val="27"/>
         </w:rPr>
       </w:pPr>
-      <w:bookmarkStart w:colFirst="0" w:colLast="0" w:name="_nk0y21dxra1j" w:id="8"/>
-      <w:bookmarkEnd w:id="8"/>
-      <w:r>
-        <w:rPr>
-          <w:b w:val="1"/>
-          <w:color w:val="343a40"/>
-          <w:sz w:val="27"/>
-          <w:szCs w:val="27"/>
-          <w:rtl w:val="0"/>
-        </w:rPr>
-        <w:t xml:space="preserve">Chăm sóc sau trẻ hóa – Bước quan trọng để duy trì hiệu quả</w:t>
-      </w:r>
-    </w:p>
-    <w:p>
-      <w:pPr>
-        <w:shd w:fill="ffffff" w:val="clear"/>
-        <w:spacing w:after="240" w:line="384.00000000000006" w:lineRule="auto"/>
-        <w:rPr>
-          <w:color w:val="495057"/>
-          <w:sz w:val="23"/>
-          <w:szCs w:val="23"/>
-        </w:rPr>
-      </w:pPr>
-      <w:r>
-        <w:rPr>
-          <w:color w:val="495057"/>
-          <w:sz w:val="23"/>
-          <w:szCs w:val="23"/>
-          <w:rtl w:val="0"/>
-        </w:rPr>
-        <w:t xml:space="preserve">Trẻ hóa da không chỉ là quá trình thực hiện các bước điều trị mà còn là hành trình dài trong việc giữ gìn và phát huy kết quả đạt được. Chính vì vậy, chế độ chăm sóc sau điều trị có ý nghĩa quyết định đến độ bền và hiệu quả lâu dài của làn da.</w:t>
-      </w:r>
-    </w:p>
-    <w:p>
-      <w:pPr>
-        <w:pStyle w:val="Heading3"/>
-        <w:keepNext w:val="0"/>
-        <w:keepLines w:val="0"/>
-        <w:shd w:fill="ffffff" w:val="clear"/>
-        <w:spacing w:after="300" w:before="220" w:line="335.99999999999994" w:lineRule="auto"/>
-        <w:rPr>
-          <w:b w:val="1"/>
-          <w:color w:val="343a40"/>
-          <w:sz w:val="24"/>
-          <w:szCs w:val="24"/>
-        </w:rPr>
-      </w:pPr>
-      <w:bookmarkStart w:colFirst="0" w:colLast="0" w:name="_itiywsd4m2pp" w:id="9"/>
-      <w:bookmarkEnd w:id="9"/>
-      <w:r>
-        <w:rPr>
-          <w:b w:val="1"/>
-          <w:color w:val="343a40"/>
-          <w:sz w:val="24"/>
-          <w:szCs w:val="24"/>
-          <w:rtl w:val="0"/>
-        </w:rPr>
-        <w:t xml:space="preserve">Chế độ chăm sóc da tại nhà đúng cách</w:t>
-      </w:r>
-    </w:p>
-    <w:p>
-      <w:pPr>
-        <w:shd w:fill="ffffff" w:val="clear"/>
-        <w:spacing w:after="240" w:line="384.00000000000006" w:lineRule="auto"/>
-        <w:rPr>
-          <w:color w:val="495057"/>
-          <w:sz w:val="23"/>
-          <w:szCs w:val="23"/>
-        </w:rPr>
-      </w:pPr>
-      <w:r>
-        <w:rPr>
-          <w:color w:val="495057"/>
-          <w:sz w:val="23"/>
-          <w:szCs w:val="23"/>
-          <w:rtl w:val="0"/>
-        </w:rPr>
-        <w:t xml:space="preserve">Sau mỗi liệu trình, việc duy trì thói quen chăm sóc da hợp lý sẽ giúp giữ lấy vẻ đẹp lâu dài. Khách hàng nên sử dụng kem chống nắng phù hợp, tránh tiếp xúc trực tiếp với ánh nắng mặt trời, đặc biệt trong vòng ít nhất vài tuần đầu sau điều trị.</w:t>
-      </w:r>
-    </w:p>
-    <w:p>
-      <w:pPr>
-        <w:shd w:fill="ffffff" w:val="clear"/>
-        <w:spacing w:after="240" w:line="384.00000000000006" w:lineRule="auto"/>
-        <w:rPr>
-          <w:color w:val="495057"/>
-          <w:sz w:val="23"/>
-          <w:szCs w:val="23"/>
-        </w:rPr>
-      </w:pPr>
-      <w:r>
-        <w:rPr>
-          <w:color w:val="495057"/>
-          <w:sz w:val="23"/>
-          <w:szCs w:val="23"/>
-          <w:rtl w:val="0"/>
-        </w:rPr>
-        <w:t xml:space="preserve">Ngoài ra, việc sử dụng các sản phẩm dưỡng da có thành phần an toàn, có khả năng tái tạo collagen hoặc cung cấp độ ẩm sẽ giúp da luôn trong trạng thái tốt nhất, hỗ trợ tái sinh sau quá trình trẻ hóa. Thói quen này cũng giúp giảm thiểu tối đa các tác nhân gây tổn thương, kéo dài tuổi thanh xuân của làn da.</w:t>
-      </w:r>
-    </w:p>
-    <w:p>
-      <w:pPr>
-        <w:pStyle w:val="Heading3"/>
-        <w:keepNext w:val="0"/>
-        <w:keepLines w:val="0"/>
-        <w:shd w:fill="ffffff" w:val="clear"/>
-        <w:spacing w:after="300" w:before="220" w:line="335.99999999999994" w:lineRule="auto"/>
-        <w:rPr>
-          <w:b w:val="1"/>
-          <w:color w:val="343a40"/>
-          <w:sz w:val="24"/>
-          <w:szCs w:val="24"/>
-        </w:rPr>
-      </w:pPr>
-      <w:bookmarkStart w:colFirst="0" w:colLast="0" w:name="_d0onoytimo9k" w:id="10"/>
-      <w:bookmarkEnd w:id="10"/>
-      <w:r>
-        <w:rPr>
-          <w:b w:val="1"/>
-          <w:color w:val="343a40"/>
-          <w:sz w:val="24"/>
-          <w:szCs w:val="24"/>
-          <w:rtl w:val="0"/>
-        </w:rPr>
-        <w:t xml:space="preserve">Chế độ dinh dưỡng và lối sống hỗ trợ</w:t>
-      </w:r>
-    </w:p>
-    <w:p>
-      <w:pPr>
-        <w:shd w:fill="ffffff" w:val="clear"/>
-        <w:spacing w:after="240" w:line="384.00000000000006" w:lineRule="auto"/>
-        <w:rPr>
-          <w:color w:val="495057"/>
-          <w:sz w:val="23"/>
-          <w:szCs w:val="23"/>
-        </w:rPr>
-      </w:pPr>
-      <w:r>
-        <w:rPr>
-          <w:color w:val="495057"/>
-          <w:sz w:val="23"/>
-          <w:szCs w:val="23"/>
-          <w:rtl w:val="0"/>
-        </w:rPr>
-        <w:t xml:space="preserve">Chăm sóc da không chỉ dừng lại ở việc sử dụng mỹ phẩm, mà còn cần có chế độ dinh dưỡng hợp lý và lối sống lành mạnh. Bổ sung nhiều rau xanh, hoa quả chứa nhiều vitamin C, E và khoáng chất sẽ hỗ trợ quá trình tái tạo collagen tự nhiên của da.</w:t>
-      </w:r>
-    </w:p>
-    <w:p>
-      <w:pPr>
-        <w:shd w:fill="ffffff" w:val="clear"/>
-        <w:spacing w:after="240" w:line="384.00000000000006" w:lineRule="auto"/>
-        <w:rPr>
-          <w:color w:val="495057"/>
-          <w:sz w:val="23"/>
-          <w:szCs w:val="23"/>
-        </w:rPr>
-      </w:pPr>
-      <w:r>
-        <w:rPr>
-          <w:color w:val="495057"/>
-          <w:sz w:val="23"/>
-          <w:szCs w:val="23"/>
-          <w:rtl w:val="0"/>
-        </w:rPr>
-        <w:t xml:space="preserve">Thói quen sinh hoạt điều độ, hạn chế rượu, thuốc lá, căng thẳng kéo dài cũng góp phần giảm thiểu tối đa các yếu tố gây hại cho da. Suối nguồn sức khỏe dồi dào từ bên trong sẽ giúp làn da nhanh chóng phục hồi, trở nên sáng khỏe hơn bao giờ hết.</w:t>
-      </w:r>
-    </w:p>
-    <w:p>
-      <w:pPr>
-        <w:pStyle w:val="Heading3"/>
-        <w:keepNext w:val="0"/>
-        <w:keepLines w:val="0"/>
-        <w:shd w:fill="ffffff" w:val="clear"/>
-        <w:spacing w:after="300" w:before="220" w:line="335.99999999999994" w:lineRule="auto"/>
-        <w:rPr>
-          <w:b w:val="1"/>
-          <w:color w:val="343a40"/>
-          <w:sz w:val="24"/>
-          <w:szCs w:val="24"/>
-        </w:rPr>
-      </w:pPr>
-      <w:bookmarkStart w:colFirst="0" w:colLast="0" w:name="_r2zyv0d5gb7u" w:id="11"/>
+      <w:bookmarkStart w:colFirst="0" w:colLast="0" w:name="_45g4ja1bcrez" w:id="11"/>
       <w:bookmarkEnd w:id="11"/>
       <w:r>
         <w:rPr>
           <w:b w:val="1"/>
-          <w:color w:val="343a40"/>
-          <w:sz w:val="24"/>
-          <w:szCs w:val="24"/>
-          <w:rtl w:val="0"/>
-        </w:rPr>
-        <w:t xml:space="preserve">Không ngừng cập nhật công nghệ và xu hướng mới</w:t>
-      </w:r>
-    </w:p>
-    <w:p>
-      <w:pPr>
-        <w:shd w:fill="ffffff" w:val="clear"/>
-        <w:spacing w:after="240" w:line="384.00000000000006" w:lineRule="auto"/>
-        <w:rPr>
-          <w:color w:val="495057"/>
-          <w:sz w:val="23"/>
-          <w:szCs w:val="23"/>
-        </w:rPr>
-      </w:pPr>
-      <w:r>
-        <w:rPr>
-          <w:color w:val="495057"/>
-          <w:sz w:val="23"/>
-          <w:szCs w:val="23"/>
-          <w:rtl w:val="0"/>
-        </w:rPr>
-        <w:t xml:space="preserve">Thị trường làm đẹp luôn biến đổi không ngừng với nhiều công nghệ mới, phương pháp tiên tiến. Vì vậy, việc cập nhật và lựa chọn dịch vụ phù hợp, hiện đại, nhất là qua các trung tâm như Lahi Beauty Center, sẽ giúp bạn luôn duy trì vẻ đẹp rạng rỡ, trẻ trung.</w:t>
-      </w:r>
-    </w:p>
-    <w:p>
-      <w:pPr>
-        <w:shd w:fill="ffffff" w:val="clear"/>
-        <w:spacing w:after="240" w:line="384.00000000000006" w:lineRule="auto"/>
-        <w:rPr>
-          <w:color w:val="495057"/>
-          <w:sz w:val="23"/>
-          <w:szCs w:val="23"/>
-        </w:rPr>
-      </w:pPr>
-      <w:r>
-        <w:rPr>
-          <w:color w:val="495057"/>
-          <w:sz w:val="23"/>
-          <w:szCs w:val="23"/>
-          <w:rtl w:val="0"/>
-        </w:rPr>
-        <w:t xml:space="preserve">Chọn một nơi uy tín, đội ngũ chuyên nghiệp, công nghệ tiên tiến chính là chìa khóa để giữ cho làn da luôn trong trạng thái tối ưu nhất. Quyết định này góp phần xây dựng một vẻ đẹp bền lâu, tự nhiên và đầy sức sống.</w:t>
-      </w:r>
-    </w:p>
-    <w:p>
-      <w:pPr>
-        <w:pStyle w:val="Heading2"/>
-        <w:keepNext w:val="0"/>
-        <w:keepLines w:val="0"/>
-        <w:shd w:fill="ffffff" w:val="clear"/>
-        <w:spacing w:after="300" w:before="300" w:line="335.99999999999994" w:lineRule="auto"/>
-        <w:rPr>
-          <w:b w:val="1"/>
-          <w:color w:val="343a40"/>
-          <w:sz w:val="27"/>
-          <w:szCs w:val="27"/>
-        </w:rPr>
-      </w:pPr>
-      <w:bookmarkStart w:colFirst="0" w:colLast="0" w:name="_45g4ja1bcrez" w:id="12"/>
-      <w:bookmarkEnd w:id="12"/>
-      <w:r>
-        <w:rPr>
-          <w:b w:val="1"/>
+          <w:bCs w:val="1"/>
           <w:color w:val="343a40"/>
           <w:sz w:val="27"/>
           <w:szCs w:val="27"/>
@@ -891,6 +983,7 @@
     </w:pPr>
     <w:rPr>
       <w:b w:val="0"/>
+      <w:bCs w:val="0"/>
       <w:sz w:val="32"/>
       <w:szCs w:val="32"/>
     </w:rPr>
@@ -907,6 +1000,7 @@
     </w:pPr>
     <w:rPr>
       <w:b w:val="0"/>
+      <w:bCs w:val="0"/>
       <w:color w:val="434343"/>
       <w:sz w:val="28"/>
       <w:szCs w:val="28"/>
@@ -956,6 +1050,7 @@
     </w:pPr>
     <w:rPr>
       <w:i w:val="1"/>
+      <w:iCs w:val="1"/>
       <w:color w:val="666666"/>
       <w:sz w:val="22"/>
       <w:szCs w:val="22"/>
@@ -989,6 +1084,7 @@
     <w:rPr>
       <w:rFonts w:ascii="Arial" w:cs="Arial" w:eastAsia="Arial" w:hAnsi="Arial"/>
       <w:i w:val="0"/>
+      <w:iCs w:val="0"/>
       <w:color w:val="666666"/>
       <w:sz w:val="30"/>
       <w:szCs w:val="30"/>
